--- a/Bilag/K - GruppeKontrakt/K.1 GruppeKontrakt.docx
+++ b/Bilag/K - GruppeKontrakt/K.1 GruppeKontrakt.docx
@@ -125,11 +125,19 @@
           <w:lang w:val="da-DK"/>
         </w:rPr>
       </w:pPr>
+      <w:proofErr w:type="spellStart"/>
       <w:r>
         <w:rPr>
           <w:spacing w:val="-2"/>
         </w:rPr>
-        <w:t>Gruppenummer:</w:t>
+        <w:t>Gruppenummer</w:t>
+      </w:r>
+      <w:proofErr w:type="spellEnd"/>
+      <w:r>
+        <w:rPr>
+          <w:spacing w:val="-2"/>
+        </w:rPr>
+        <w:t>:</w:t>
       </w:r>
       <w:r>
         <w:rPr>
@@ -153,13 +161,77 @@
         <w:ind w:left="141"/>
       </w:pPr>
       <w:r>
-        <w:t xml:space="preserve">Gruppen er enige om følgende regler vedrørende gruppens adfærd og </w:t>
+        <w:t xml:space="preserve">Gruppen er </w:t>
       </w:r>
+      <w:proofErr w:type="spellStart"/>
+      <w:r>
+        <w:t>enige</w:t>
+      </w:r>
+      <w:proofErr w:type="spellEnd"/>
+      <w:r>
+        <w:t xml:space="preserve"> om </w:t>
+      </w:r>
+      <w:proofErr w:type="spellStart"/>
+      <w:r>
+        <w:t>følgende</w:t>
+      </w:r>
+      <w:proofErr w:type="spellEnd"/>
+      <w:r>
+        <w:t xml:space="preserve"> </w:t>
+      </w:r>
+      <w:proofErr w:type="spellStart"/>
+      <w:r>
+        <w:t>regler</w:t>
+      </w:r>
+      <w:proofErr w:type="spellEnd"/>
+      <w:r>
+        <w:t xml:space="preserve"> </w:t>
+      </w:r>
+      <w:proofErr w:type="spellStart"/>
+      <w:r>
+        <w:t>vedrørende</w:t>
+      </w:r>
+      <w:proofErr w:type="spellEnd"/>
+      <w:r>
+        <w:t xml:space="preserve"> </w:t>
+      </w:r>
+      <w:proofErr w:type="spellStart"/>
+      <w:r>
+        <w:t>gruppens</w:t>
+      </w:r>
+      <w:proofErr w:type="spellEnd"/>
+      <w:r>
+        <w:t xml:space="preserve"> </w:t>
+      </w:r>
+      <w:proofErr w:type="spellStart"/>
+      <w:r>
+        <w:t>adfærd</w:t>
+      </w:r>
+      <w:proofErr w:type="spellEnd"/>
+      <w:r>
+        <w:t xml:space="preserve"> </w:t>
+      </w:r>
+      <w:proofErr w:type="spellStart"/>
+      <w:r>
+        <w:t>og</w:t>
+      </w:r>
+      <w:proofErr w:type="spellEnd"/>
+      <w:r>
+        <w:t xml:space="preserve"> </w:t>
+      </w:r>
+      <w:proofErr w:type="spellStart"/>
       <w:r>
         <w:rPr>
           <w:spacing w:val="-2"/>
         </w:rPr>
-        <w:t>samarbejde:</w:t>
+        <w:t>samarbejde</w:t>
+      </w:r>
+      <w:proofErr w:type="spellEnd"/>
+      <w:r>
+        <w:rPr>
+          <w:spacing w:val="-2"/>
+        </w:rPr>
+        <w:t>:</w:t>
       </w:r>
     </w:p>
     <w:p>
@@ -405,12 +477,53 @@
                 <w:sz w:val="28"/>
               </w:rPr>
             </w:pPr>
+            <w:proofErr w:type="spellStart"/>
             <w:r>
               <w:rPr>
                 <w:spacing w:val="-2"/>
                 <w:sz w:val="28"/>
               </w:rPr>
-              <w:t>Hvordan kommunikerer gruppen?</w:t>
+              <w:t>Hvordan</w:t>
+            </w:r>
+            <w:proofErr w:type="spellEnd"/>
+            <w:r>
+              <w:rPr>
+                <w:spacing w:val="-2"/>
+                <w:sz w:val="28"/>
+              </w:rPr>
+              <w:t xml:space="preserve"> </w:t>
+            </w:r>
+            <w:proofErr w:type="spellStart"/>
+            <w:r>
+              <w:rPr>
+                <w:spacing w:val="-2"/>
+                <w:sz w:val="28"/>
+              </w:rPr>
+              <w:t>kommunikerer</w:t>
+            </w:r>
+            <w:proofErr w:type="spellEnd"/>
+            <w:r>
+              <w:rPr>
+                <w:spacing w:val="-2"/>
+                <w:sz w:val="28"/>
+              </w:rPr>
+              <w:t xml:space="preserve"> </w:t>
+            </w:r>
+            <w:proofErr w:type="spellStart"/>
+            <w:r>
+              <w:rPr>
+                <w:spacing w:val="-2"/>
+                <w:sz w:val="28"/>
+              </w:rPr>
+              <w:t>gruppen</w:t>
+            </w:r>
+            <w:proofErr w:type="spellEnd"/>
+            <w:r>
+              <w:rPr>
+                <w:spacing w:val="-2"/>
+                <w:sz w:val="28"/>
+              </w:rPr>
+              <w:t>?</w:t>
             </w:r>
           </w:p>
         </w:tc>
@@ -613,12 +726,14 @@
                 <w:sz w:val="28"/>
               </w:rPr>
             </w:pPr>
+            <w:proofErr w:type="spellStart"/>
             <w:r>
               <w:rPr>
                 <w:sz w:val="28"/>
               </w:rPr>
               <w:t>Hvordan</w:t>
             </w:r>
+            <w:proofErr w:type="spellEnd"/>
             <w:r>
               <w:rPr>
                 <w:spacing w:val="-16"/>
@@ -626,12 +741,14 @@
               </w:rPr>
               <w:t xml:space="preserve"> </w:t>
             </w:r>
+            <w:proofErr w:type="spellStart"/>
             <w:r>
               <w:rPr>
                 <w:sz w:val="28"/>
               </w:rPr>
               <w:t>tager</w:t>
             </w:r>
+            <w:proofErr w:type="spellEnd"/>
             <w:r>
               <w:rPr>
                 <w:spacing w:val="-16"/>
@@ -643,14 +760,51 @@
               <w:rPr>
                 <w:sz w:val="28"/>
               </w:rPr>
-              <w:t xml:space="preserve">vi beslutninger i </w:t>
-            </w:r>
+              <w:t xml:space="preserve">vi </w:t>
+            </w:r>
+            <w:proofErr w:type="spellStart"/>
+            <w:r>
+              <w:rPr>
+                <w:sz w:val="28"/>
+              </w:rPr>
+              <w:t>beslutninger</w:t>
+            </w:r>
+            <w:proofErr w:type="spellEnd"/>
+            <w:r>
+              <w:rPr>
+                <w:sz w:val="28"/>
+              </w:rPr>
+              <w:t xml:space="preserve"> </w:t>
+            </w:r>
+            <w:proofErr w:type="spellStart"/>
+            <w:r>
+              <w:rPr>
+                <w:sz w:val="28"/>
+              </w:rPr>
+              <w:t>i</w:t>
+            </w:r>
+            <w:proofErr w:type="spellEnd"/>
+            <w:r>
+              <w:rPr>
+                <w:sz w:val="28"/>
+              </w:rPr>
+              <w:t xml:space="preserve"> </w:t>
+            </w:r>
+            <w:proofErr w:type="spellStart"/>
             <w:r>
               <w:rPr>
                 <w:spacing w:val="-2"/>
                 <w:sz w:val="28"/>
               </w:rPr>
-              <w:t>gruppen?</w:t>
+              <w:t>gruppen</w:t>
+            </w:r>
+            <w:proofErr w:type="spellEnd"/>
+            <w:r>
+              <w:rPr>
+                <w:spacing w:val="-2"/>
+                <w:sz w:val="28"/>
+              </w:rPr>
+              <w:t>?</w:t>
             </w:r>
           </w:p>
         </w:tc>
@@ -918,12 +1072,14 @@
                 <w:sz w:val="28"/>
               </w:rPr>
             </w:pPr>
+            <w:proofErr w:type="spellStart"/>
             <w:r>
               <w:rPr>
                 <w:sz w:val="28"/>
               </w:rPr>
               <w:t>Hvordan</w:t>
             </w:r>
+            <w:proofErr w:type="spellEnd"/>
             <w:r>
               <w:rPr>
                 <w:spacing w:val="-14"/>
@@ -931,12 +1087,14 @@
               </w:rPr>
               <w:t xml:space="preserve"> </w:t>
             </w:r>
+            <w:proofErr w:type="spellStart"/>
             <w:r>
               <w:rPr>
                 <w:sz w:val="28"/>
               </w:rPr>
               <w:t>vil</w:t>
             </w:r>
+            <w:proofErr w:type="spellEnd"/>
             <w:r>
               <w:rPr>
                 <w:spacing w:val="-13"/>
@@ -957,11 +1115,19 @@
               </w:rPr>
               <w:t xml:space="preserve"> </w:t>
             </w:r>
-            <w:r>
-              <w:rPr>
-                <w:sz w:val="28"/>
-              </w:rPr>
-              <w:t xml:space="preserve">løse </w:t>
+            <w:proofErr w:type="spellStart"/>
+            <w:r>
+              <w:rPr>
+                <w:sz w:val="28"/>
+              </w:rPr>
+              <w:t>løse</w:t>
+            </w:r>
+            <w:proofErr w:type="spellEnd"/>
+            <w:r>
+              <w:rPr>
+                <w:sz w:val="28"/>
+              </w:rPr>
+              <w:t xml:space="preserve"> </w:t>
             </w:r>
             <w:r>
               <w:rPr>
@@ -1140,6 +1306,7 @@
                 <w:sz w:val="28"/>
               </w:rPr>
             </w:pPr>
+            <w:proofErr w:type="spellStart"/>
             <w:r>
               <w:rPr>
                 <w:spacing w:val="-2"/>
@@ -1147,6 +1314,7 @@
               </w:rPr>
               <w:t>overholder</w:t>
             </w:r>
+            <w:proofErr w:type="spellEnd"/>
             <w:r>
               <w:rPr>
                 <w:spacing w:val="3"/>
@@ -1154,12 +1322,21 @@
               </w:rPr>
               <w:t xml:space="preserve"> </w:t>
             </w:r>
+            <w:proofErr w:type="spellStart"/>
             <w:r>
               <w:rPr>
                 <w:spacing w:val="-2"/>
                 <w:sz w:val="28"/>
               </w:rPr>
-              <w:t>aftaler?</w:t>
+              <w:t>aftaler</w:t>
+            </w:r>
+            <w:proofErr w:type="spellEnd"/>
+            <w:r>
+              <w:rPr>
+                <w:spacing w:val="-2"/>
+                <w:sz w:val="28"/>
+              </w:rPr>
+              <w:t>?</w:t>
             </w:r>
           </w:p>
         </w:tc>
@@ -1462,12 +1639,14 @@
                 <w:sz w:val="28"/>
               </w:rPr>
             </w:pPr>
+            <w:proofErr w:type="spellStart"/>
             <w:r>
               <w:rPr>
                 <w:sz w:val="28"/>
               </w:rPr>
               <w:t>Hvor</w:t>
             </w:r>
+            <w:proofErr w:type="spellEnd"/>
             <w:r>
               <w:rPr>
                 <w:spacing w:val="-8"/>
@@ -1488,12 +1667,14 @@
               </w:rPr>
               <w:t xml:space="preserve"> </w:t>
             </w:r>
+            <w:proofErr w:type="spellStart"/>
             <w:r>
               <w:rPr>
                 <w:sz w:val="28"/>
               </w:rPr>
               <w:t>bør</w:t>
             </w:r>
+            <w:proofErr w:type="spellEnd"/>
             <w:r>
               <w:rPr>
                 <w:spacing w:val="-8"/>
@@ -1514,12 +1695,14 @@
               </w:rPr>
               <w:t xml:space="preserve"> </w:t>
             </w:r>
+            <w:proofErr w:type="spellStart"/>
             <w:r>
               <w:rPr>
                 <w:sz w:val="28"/>
               </w:rPr>
               <w:t>følge</w:t>
             </w:r>
+            <w:proofErr w:type="spellEnd"/>
             <w:r>
               <w:rPr>
                 <w:spacing w:val="-8"/>
@@ -1531,8 +1714,16 @@
               <w:rPr>
                 <w:sz w:val="28"/>
               </w:rPr>
-              <w:t>op på</w:t>
-            </w:r>
+              <w:t xml:space="preserve">op </w:t>
+            </w:r>
+            <w:proofErr w:type="spellStart"/>
+            <w:r>
+              <w:rPr>
+                <w:sz w:val="28"/>
+              </w:rPr>
+              <w:t>på</w:t>
+            </w:r>
+            <w:proofErr w:type="spellEnd"/>
             <w:r>
               <w:rPr>
                 <w:spacing w:val="-4"/>
@@ -1540,12 +1731,21 @@
               </w:rPr>
               <w:t xml:space="preserve"> </w:t>
             </w:r>
+            <w:proofErr w:type="spellStart"/>
             <w:r>
               <w:rPr>
                 <w:spacing w:val="-2"/>
                 <w:sz w:val="28"/>
               </w:rPr>
-              <w:t>gruppekontrakten?</w:t>
+              <w:t>gruppekontrakten</w:t>
+            </w:r>
+            <w:proofErr w:type="spellEnd"/>
+            <w:r>
+              <w:rPr>
+                <w:spacing w:val="-2"/>
+                <w:sz w:val="28"/>
+              </w:rPr>
+              <w:t>?</w:t>
             </w:r>
           </w:p>
         </w:tc>
@@ -1622,6 +1822,7 @@
                 <w:lang w:val="nb-NO"/>
               </w:rPr>
             </w:pPr>
+            <w:proofErr w:type="spellStart"/>
             <w:r>
               <w:rPr>
                 <w:sz w:val="28"/>
@@ -1629,6 +1830,7 @@
               </w:rPr>
               <w:t>Hvornår</w:t>
             </w:r>
+            <w:proofErr w:type="spellEnd"/>
             <w:r>
               <w:rPr>
                 <w:spacing w:val="-13"/>
@@ -1703,14 +1905,41 @@
                 <w:sz w:val="24"/>
                 <w:lang w:val="nb-NO"/>
               </w:rPr>
-              <w:t xml:space="preserve"> Kontrakten vil eventuelt blive evalueret vis en g</w:t>
-            </w:r>
+              <w:t xml:space="preserve"> Kontrakten vil eventuelt blive </w:t>
+            </w:r>
+            <w:proofErr w:type="spellStart"/>
             <w:r>
               <w:rPr>
                 <w:rFonts w:ascii="Times New Roman"/>
                 <w:sz w:val="24"/>
                 <w:lang w:val="nb-NO"/>
               </w:rPr>
+              <w:t>evalueret</w:t>
+            </w:r>
+            <w:proofErr w:type="spellEnd"/>
+            <w:r>
+              <w:rPr>
+                <w:rFonts w:ascii="Times New Roman"/>
+                <w:sz w:val="24"/>
+                <w:lang w:val="nb-NO"/>
+              </w:rPr>
+              <w:t xml:space="preserve"> vis en </w:t>
+            </w:r>
+            <w:proofErr w:type="spellStart"/>
+            <w:r>
+              <w:rPr>
+                <w:rFonts w:ascii="Times New Roman"/>
+                <w:sz w:val="24"/>
+                <w:lang w:val="nb-NO"/>
+              </w:rPr>
+              <w:t>g</w:t>
+            </w:r>
+            <w:r>
+              <w:rPr>
+                <w:rFonts w:ascii="Times New Roman"/>
+                <w:sz w:val="24"/>
+                <w:lang w:val="nb-NO"/>
+              </w:rPr>
               <w:t>æ</w:t>
             </w:r>
             <w:r>
@@ -1719,14 +1948,23 @@
                 <w:sz w:val="24"/>
                 <w:lang w:val="nb-NO"/>
               </w:rPr>
-              <w:t>ldende regel vises sig ikke at v</w:t>
-            </w:r>
+              <w:t>ldende</w:t>
+            </w:r>
+            <w:proofErr w:type="spellEnd"/>
             <w:r>
               <w:rPr>
                 <w:rFonts w:ascii="Times New Roman"/>
                 <w:sz w:val="24"/>
                 <w:lang w:val="nb-NO"/>
               </w:rPr>
+              <w:t xml:space="preserve"> regel vises sig ikke at v</w:t>
+            </w:r>
+            <w:r>
+              <w:rPr>
+                <w:rFonts w:ascii="Times New Roman"/>
+                <w:sz w:val="24"/>
+                <w:lang w:val="nb-NO"/>
+              </w:rPr>
               <w:t>æ</w:t>
             </w:r>
             <w:r>
@@ -1751,14 +1989,51 @@
                 <w:sz w:val="24"/>
                 <w:lang w:val="nb-NO"/>
               </w:rPr>
-              <w:t xml:space="preserve"> fald vil gruppen samles for at diskutere eventuel nye tiltag eller </w:t>
-            </w:r>
+              <w:t xml:space="preserve"> fald vil gruppen samles for at diskutere </w:t>
+            </w:r>
+            <w:proofErr w:type="spellStart"/>
             <w:r>
               <w:rPr>
                 <w:rFonts w:ascii="Times New Roman"/>
                 <w:sz w:val="24"/>
                 <w:lang w:val="nb-NO"/>
               </w:rPr>
+              <w:t>eventuel</w:t>
+            </w:r>
+            <w:proofErr w:type="spellEnd"/>
+            <w:r>
+              <w:rPr>
+                <w:rFonts w:ascii="Times New Roman"/>
+                <w:sz w:val="24"/>
+                <w:lang w:val="nb-NO"/>
+              </w:rPr>
+              <w:t xml:space="preserve"> nye </w:t>
+            </w:r>
+            <w:proofErr w:type="spellStart"/>
+            <w:r>
+              <w:rPr>
+                <w:rFonts w:ascii="Times New Roman"/>
+                <w:sz w:val="24"/>
+                <w:lang w:val="nb-NO"/>
+              </w:rPr>
+              <w:t>tiltag</w:t>
+            </w:r>
+            <w:proofErr w:type="spellEnd"/>
+            <w:r>
+              <w:rPr>
+                <w:rFonts w:ascii="Times New Roman"/>
+                <w:sz w:val="24"/>
+                <w:lang w:val="nb-NO"/>
+              </w:rPr>
+              <w:t xml:space="preserve"> eller </w:t>
+            </w:r>
+            <w:proofErr w:type="spellStart"/>
+            <w:r>
+              <w:rPr>
+                <w:rFonts w:ascii="Times New Roman"/>
+                <w:sz w:val="24"/>
+                <w:lang w:val="nb-NO"/>
+              </w:rPr>
               <w:t>æ</w:t>
             </w:r>
             <w:r>
@@ -1767,7 +2042,16 @@
                 <w:sz w:val="24"/>
                 <w:lang w:val="nb-NO"/>
               </w:rPr>
-              <w:t>ndringer for kontrakten</w:t>
+              <w:t>ndringer</w:t>
+            </w:r>
+            <w:proofErr w:type="spellEnd"/>
+            <w:r>
+              <w:rPr>
+                <w:rFonts w:ascii="Times New Roman"/>
+                <w:sz w:val="24"/>
+                <w:lang w:val="nb-NO"/>
+              </w:rPr>
+              <w:t xml:space="preserve"> for kontrakten</w:t>
             </w:r>
           </w:p>
         </w:tc>
@@ -1870,6 +2154,7 @@
                 <w:b/>
               </w:rPr>
             </w:pPr>
+            <w:proofErr w:type="spellStart"/>
             <w:r>
               <w:rPr>
                 <w:rFonts w:ascii="Arial" w:hAnsi="Arial"/>
@@ -1877,6 +2162,7 @@
               </w:rPr>
               <w:t>Navn</w:t>
             </w:r>
+            <w:proofErr w:type="spellEnd"/>
             <w:r>
               <w:rPr>
                 <w:rFonts w:ascii="Arial" w:hAnsi="Arial"/>
@@ -1885,6 +2171,7 @@
               </w:rPr>
               <w:t xml:space="preserve"> </w:t>
             </w:r>
+            <w:proofErr w:type="spellStart"/>
             <w:r>
               <w:rPr>
                 <w:rFonts w:ascii="Arial" w:hAnsi="Arial"/>
@@ -1892,6 +2179,7 @@
               </w:rPr>
               <w:t>på</w:t>
             </w:r>
+            <w:proofErr w:type="spellEnd"/>
             <w:r>
               <w:rPr>
                 <w:rFonts w:ascii="Arial" w:hAnsi="Arial"/>
@@ -1900,6 +2188,7 @@
               </w:rPr>
               <w:t xml:space="preserve"> </w:t>
             </w:r>
+            <w:proofErr w:type="spellStart"/>
             <w:r>
               <w:rPr>
                 <w:rFonts w:ascii="Arial" w:hAnsi="Arial"/>
@@ -1908,6 +2197,7 @@
               </w:rPr>
               <w:t>gruppemedlem</w:t>
             </w:r>
+            <w:proofErr w:type="spellEnd"/>
           </w:p>
         </w:tc>
         <w:tc>
@@ -1928,6 +2218,7 @@
                 <w:b/>
               </w:rPr>
             </w:pPr>
+            <w:proofErr w:type="spellStart"/>
             <w:r>
               <w:rPr>
                 <w:rFonts w:ascii="Arial"/>
@@ -1936,6 +2227,7 @@
               </w:rPr>
               <w:t>Studienummer</w:t>
             </w:r>
+            <w:proofErr w:type="spellEnd"/>
           </w:p>
         </w:tc>
         <w:tc>
@@ -1956,6 +2248,7 @@
                 <w:b/>
               </w:rPr>
             </w:pPr>
+            <w:proofErr w:type="spellStart"/>
             <w:r>
               <w:rPr>
                 <w:rFonts w:ascii="Arial"/>
@@ -1964,6 +2257,7 @@
               </w:rPr>
               <w:t>Underskrift</w:t>
             </w:r>
+            <w:proofErr w:type="spellEnd"/>
           </w:p>
         </w:tc>
       </w:tr>
@@ -3523,6 +3817,7 @@
   <w:style w:type="character" w:default="1" w:styleId="Standardskrifttypeiafsnit">
     <w:name w:val="Default Paragraph Font"/>
     <w:uiPriority w:val="1"/>
+    <w:semiHidden/>
     <w:unhideWhenUsed/>
   </w:style>
   <w:style w:type="table" w:default="1" w:styleId="Tabel-Normal">
